--- a/docs/files/f35_文雪_山东大学_创盈控股_采购实习生-宁波（2027届）（采购）.docx
+++ b/docs/files/f35_文雪_山东大学_创盈控股_采购实习生-宁波（2027届）（采购）.docx
@@ -2639,7 +2639,7 @@
                 <w:b/>
                 <w:sz w:val="21"/>
               </w:rPr>
-              <w:t>个人AI效率系统搭建（Weh Atelier工作台）</w:t>
+              <w:t>个人AI效率系统搭建</w:t>
             </w:r>
           </w:p>
         </w:tc>
